--- a/docs/25_Validation_Timing_Guide.docx
+++ b/docs/25_Validation_Timing_Guide.docx
@@ -90,7 +90,7 @@
           <w:sz w:val="21"/>
           <w:szCs w:val="21"/>
         </w:rPr>
-        <w:t>Version 1.0 · September 2026 · Portfolio Project · Companion to documents 02, 15, 21 and 22</w:t>
+        <w:t>Version 1.0 · September 2026 · Portfolio Project · Companion to documents 02, 15, 21, 22 and 26</w:t>
       </w:r>
     </w:p>
     <w:p>
@@ -12146,6 +12146,57 @@
                 <w:szCs w:val="19"/>
               </w:rPr>
               <w:t>Marked done when the phase’s gate passes. Step-check surprises go in its Relevant Notes column</w:t>
+            </w:r>
+          </w:p>
+        </w:tc>
+      </w:tr>
+      <w:tr>
+        <w:tblPrEx>
+          <w:tblCellMar>
+            <w:top w:w="0" w:type="dxa"/>
+            <w:bottom w:w="0" w:type="dxa"/>
+          </w:tblCellMar>
+        </w:tblPrEx>
+        <w:trPr>
+          <w:cantSplit/>
+        </w:trPr>
+        <w:tc>
+          <w:tcPr>
+            <w:tcW w:w="2621" w:type="dxa"/>
+            <w:tcMar>
+              <w:top w:w="60" w:type="dxa"/>
+              <w:left w:w="100" w:type="dxa"/>
+              <w:bottom w:w="60" w:type="dxa"/>
+              <w:right w:w="100" w:type="dxa"/>
+            </w:tcMar>
+          </w:tcPr>
+          <w:p>
+            <w:r>
+              <w:rPr>
+                <w:sz w:val="19"/>
+                <w:szCs w:val="19"/>
+              </w:rPr>
+              <w:t xml:space="preserve">Document 26 — Validation Timing Checklist</w:t>
+            </w:r>
+          </w:p>
+        </w:tc>
+        <w:tc>
+          <w:tcPr>
+            <w:tcW w:w="6739" w:type="dxa"/>
+            <w:tcMar>
+              <w:top w:w="60" w:type="dxa"/>
+              <w:left w:w="100" w:type="dxa"/>
+              <w:bottom w:w="60" w:type="dxa"/>
+              <w:right w:w="100" w:type="dxa"/>
+            </w:tcMar>
+          </w:tcPr>
+          <w:p>
+            <w:r>
+              <w:rPr>
+                <w:sz w:val="19"/>
+                <w:szCs w:val="19"/>
+              </w:rPr>
+              <w:t xml:space="preserve">The working tick-list for this guide: one row for every check at every gate, a Gate Summary showing which gate is open, and a Re-validation Log for every event in Table 4.1. A row with a suite number is also recorded in document 22</w:t>
             </w:r>
           </w:p>
         </w:tc>

--- a/docs/25_Validation_Timing_Guide.docx
+++ b/docs/25_Validation_Timing_Guide.docx
@@ -642,6 +642,21 @@
     </w:p>
     <w:p>
       <w:pPr>
+        <w:spacing w:after="120" w:line="276" w:lineRule="auto"/>
+      </w:pPr>
+      <w:r>
+        <w:rPr>
+          <w:b/>
+          <w:bCs/>
+        </w:rPr>
+        <w:t xml:space="preserve">Every suite check has a written procedure. </w:t>
+      </w:r>
+      <w:r>
+        <w:t xml:space="preserve">The folder docs/validation/ holds one step-by-step document per check, V01 to V17, numbered to match the check: check 7 is V07. Each is written for someone who has never run it — every click, the query to paste, how to decide pass or fail, and what to do when it fails — and exists twice, as a .docx to read and an .xlsx with a Pass/Fail drop-down on every step. Open the procedure the first time a gate calls for a check; the result still goes in document 22.</w:t>
+      </w:r>
+    </w:p>
+    <w:p>
+      <w:pPr>
         <w:pStyle w:val="Heading2"/>
         <w:spacing w:before="280" w:after="120"/>
       </w:pPr>
@@ -1053,7 +1068,7 @@
         <w:spacing w:after="120" w:line="276" w:lineRule="auto"/>
       </w:pPr>
       <w:r>
-        <w:t>Ten gates, G0 to G9, in build order, then the events that call for validation after the build is finished. A number in a circle is one of the seventeen suite checks; teal checks run in the model file, navy checks need a report page.</w:t>
+        <w:t>Ten gates, G0 to G9, in build order, then the events that call for validation after the build is finished. A number in a circle is one of the seventeen suite checks; teal checks run in the model file, navy checks need a report page. The procedure for any check in this timeline is the matching V file in docs/validation/ — check 12 at G1 is V12, checks 7, 8, 15 and 16 at G7 are V07, V08, V15 and V16.</w:t>
       </w:r>
     </w:p>
     <w:p>
@@ -12315,7 +12330,7 @@
         <w:spacing w:after="120" w:line="276" w:lineRule="auto"/>
       </w:pPr>
       <w:r>
-        <w:t>Within the document set: document 02 §5 to §10 for the build steps and the seventeen checks; document 15 §3.3 and §10 for the theme checks and report publishing; document 21 for the phase rows; document 22 for recording.</w:t>
+        <w:t>Within the document set: document 02 §5 to §10 for the build steps and the seventeen checks; document 15 §3.3 and §10 for the theme checks and report publishing; document 21 for the phase rows; document 22 for recording. The step-by-step procedure for each of the seventeen checks is in docs/validation/, V01 to V17, with its own README.</w:t>
       </w:r>
     </w:p>
     <w:p>

--- a/docs/25_Validation_Timing_Guide.docx
+++ b/docs/25_Validation_Timing_Guide.docx
@@ -942,7 +942,7 @@
                 <w:sz w:val="19"/>
                 <w:szCs w:val="19"/>
               </w:rPr>
-              <w:t>7, 8, 15, 16, 17 — with 9 and 11 re-confirmed on their pages</w:t>
+              <w:t xml:space="preserve">7, 8, 15, 16, 17 — with 9, 10, 11 and 14 re-confirmed on their pages</w:t>
             </w:r>
           </w:p>
         </w:tc>
@@ -1329,7 +1329,7 @@
           <w:sz w:val="16"/>
           <w:szCs w:val="16"/>
         </w:rPr>
-        <w:t>G7  Report build                as each page is finished     7 8 15 16</w:t>
+        <w:t xml:space="preserve">G7  Report build                as each page is finished     7 8 15 16 (9 10 11 14 on page)</w:t>
       </w:r>
     </w:p>
     <w:p>
@@ -1346,7 +1346,7 @@
           <w:sz w:val="16"/>
           <w:szCs w:val="16"/>
         </w:rPr>
-        <w:t>G8  REPORT PASS                 before publishing a report   7 8 15 16 17</w:t>
+        <w:t xml:space="preserve">G8  REPORT PASS                 before publishing a report   7 8 15 16 17 + 9 10 11 14</w:t>
       </w:r>
     </w:p>
     <w:p>
@@ -1551,7 +1551,7 @@
           <w:sz w:val="16"/>
           <w:szCs w:val="16"/>
         </w:rPr>
-        <w:t xml:space="preserve">  a report visual changes ........ checks 7 and 8 on that page,</w:t>
+        <w:t xml:space="preserve">  sql/04, 05 or 06 edited ........ sql/04 to 06 in order, then checks 1,</w:t>
       </w:r>
     </w:p>
     <w:p>
@@ -1568,7 +1568,58 @@
           <w:sz w:val="16"/>
           <w:szCs w:val="16"/>
         </w:rPr>
-        <w:t xml:space="preserve">                                   15 or 16 if present, then 17</w:t>
+        <w:t xml:space="preserve">                                   12, 13 and the rest of the twelve data checks</w:t>
+      </w:r>
+    </w:p>
+    <w:p>
+      <w:pPr>
+        <w:pBdr>
+          <w:left w:val="single" w:sz="12" w:space="6" w:color="A6A6A6"/>
+        </w:pBdr>
+        <w:shd w:val="clear" w:color="auto" w:fill="F2F2F2"/>
+        <w:ind w:left="180"/>
+      </w:pPr>
+      <w:r>
+        <w:rPr>
+          <w:rFonts w:ascii="Consolas" w:eastAsia="Consolas" w:hAnsi="Consolas" w:cs="Consolas"/>
+          <w:sz w:val="16"/>
+          <w:szCs w:val="16"/>
+        </w:rPr>
+        <w:t xml:space="preserve">  a source query is edited ....... checks 2, 4, 6, then 3 and 5</w:t>
+      </w:r>
+    </w:p>
+    <w:p>
+      <w:pPr>
+        <w:pBdr>
+          <w:left w:val="single" w:sz="12" w:space="6" w:color="A6A6A6"/>
+        </w:pBdr>
+        <w:shd w:val="clear" w:color="auto" w:fill="F2F2F2"/>
+        <w:ind w:left="180"/>
+      </w:pPr>
+      <w:r>
+        <w:rPr>
+          <w:rFonts w:ascii="Consolas" w:eastAsia="Consolas" w:hAnsi="Consolas" w:cs="Consolas"/>
+          <w:sz w:val="16"/>
+          <w:szCs w:val="16"/>
+        </w:rPr>
+        <w:t xml:space="preserve">  a report visual changes ........ checks 7 and 8 on that page, any of</w:t>
+      </w:r>
+    </w:p>
+    <w:p>
+      <w:pPr>
+        <w:pBdr>
+          <w:left w:val="single" w:sz="12" w:space="6" w:color="A6A6A6"/>
+        </w:pBdr>
+        <w:shd w:val="clear" w:color="auto" w:fill="F2F2F2"/>
+        <w:ind w:left="180"/>
+      </w:pPr>
+      <w:r>
+        <w:rPr>
+          <w:rFonts w:ascii="Consolas" w:eastAsia="Consolas" w:hAnsi="Consolas" w:cs="Consolas"/>
+          <w:sz w:val="16"/>
+          <w:szCs w:val="16"/>
+        </w:rPr>
+        <w:t xml:space="preserve">                                   9, 11, 14, 15, 16 it carries, then 17</w:t>
       </w:r>
     </w:p>
     <w:p>
@@ -2670,7 +2721,7 @@
                 <w:sz w:val="19"/>
                 <w:szCs w:val="19"/>
               </w:rPr>
-              <w:t>7, 8, 15, 16 where the page carries them</w:t>
+              <w:t xml:space="preserve">7, 8, 15, 16 where the page carries them; 9, 10, 11, 14 re-confirmed on their pages</w:t>
             </w:r>
           </w:p>
         </w:tc>
@@ -2781,7 +2832,7 @@
                 <w:sz w:val="19"/>
                 <w:szCs w:val="19"/>
               </w:rPr>
-              <w:t>7, 8, 15, 16, 17</w:t>
+              <w:t xml:space="preserve">7, 8, 15, 16, 17; 9, 10, 11, 14 updated from their pages</w:t>
             </w:r>
           </w:p>
         </w:tc>
@@ -6901,6 +6952,14 @@
         <w:spacing w:after="120" w:line="276" w:lineRule="auto"/>
       </w:pPr>
       <w:r>
+        <w:t xml:space="preserve">These are first-look queries for the moment a folder closes. The V file for each check is the authoritative procedure and carries the decision table; where the two differ — check 3 in V03, check 13 in V13 Part 2, check 14 in V14 Part 1b — follow the V file.</w:t>
+      </w:r>
+    </w:p>
+    <w:p>
+      <w:pPr>
+        <w:spacing w:after="120" w:line="276" w:lineRule="auto"/>
+      </w:pPr>
+      <w:r>
         <w:rPr>
           <w:b/>
           <w:bCs/>
@@ -7822,7 +7881,7 @@
         <w:t xml:space="preserve">05 Channel — check 9. </w:t>
       </w:r>
       <w:r>
-        <w:t>Lists every item-type combination whose 2019 baseline is blank. ADDCOLUMNS is used rather than SUMMARIZECOLUMNS on purpose: SUMMARIZECOLUMNS drops rows whose measures are all blank, which would hide exactly the rows this check is looking for.</w:t>
+        <w:t>Lists every beverage class, item type and year whose 2019 baseline is blank. ADDCOLUMNS is used rather than SUMMARIZECOLUMNS on purpose: SUMMARIZECOLUMNS drops rows whose measures are all blank, which would hide exactly the rows this check is looking for.</w:t>
       </w:r>
     </w:p>
     <w:p>
@@ -7840,7 +7899,7 @@
           <w:sz w:val="16"/>
           <w:szCs w:val="16"/>
         </w:rPr>
-        <w:t>EVALUATE</w:t>
+        <w:t xml:space="preserve">EVALUATE</w:t>
       </w:r>
     </w:p>
     <w:p>
@@ -7857,7 +7916,7 @@
           <w:sz w:val="16"/>
           <w:szCs w:val="16"/>
         </w:rPr>
-        <w:t>FILTER (</w:t>
+        <w:t xml:space="preserve">FILTER (</w:t>
       </w:r>
     </w:p>
     <w:p>
@@ -7891,79 +7950,7 @@
           <w:sz w:val="16"/>
           <w:szCs w:val="16"/>
         </w:rPr>
-        <w:t xml:space="preserve">        SUMMARIZE ( </w:t>
-      </w:r>
-      <w:proofErr w:type="spellStart"/>
-      <w:r>
-        <w:rPr>
-          <w:rFonts w:ascii="Consolas" w:eastAsia="Consolas" w:hAnsi="Consolas" w:cs="Consolas"/>
-          <w:sz w:val="16"/>
-          <w:szCs w:val="16"/>
-        </w:rPr>
-        <w:t>DimItem</w:t>
-      </w:r>
-      <w:proofErr w:type="spellEnd"/>
-      <w:r>
-        <w:rPr>
-          <w:rFonts w:ascii="Consolas" w:eastAsia="Consolas" w:hAnsi="Consolas" w:cs="Consolas"/>
-          <w:sz w:val="16"/>
-          <w:szCs w:val="16"/>
-        </w:rPr>
-        <w:t xml:space="preserve">, </w:t>
-      </w:r>
-      <w:proofErr w:type="spellStart"/>
-      <w:r>
-        <w:rPr>
-          <w:rFonts w:ascii="Consolas" w:eastAsia="Consolas" w:hAnsi="Consolas" w:cs="Consolas"/>
-          <w:sz w:val="16"/>
-          <w:szCs w:val="16"/>
-        </w:rPr>
-        <w:t>DimItem</w:t>
-      </w:r>
-      <w:proofErr w:type="spellEnd"/>
-      <w:r>
-        <w:rPr>
-          <w:rFonts w:ascii="Consolas" w:eastAsia="Consolas" w:hAnsi="Consolas" w:cs="Consolas"/>
-          <w:sz w:val="16"/>
-          <w:szCs w:val="16"/>
-        </w:rPr>
-        <w:t>[</w:t>
-      </w:r>
-      <w:proofErr w:type="spellStart"/>
-      <w:r>
-        <w:rPr>
-          <w:rFonts w:ascii="Consolas" w:eastAsia="Consolas" w:hAnsi="Consolas" w:cs="Consolas"/>
-          <w:sz w:val="16"/>
-          <w:szCs w:val="16"/>
-        </w:rPr>
-        <w:t>BeverageClass</w:t>
-      </w:r>
-      <w:proofErr w:type="spellEnd"/>
-      <w:r>
-        <w:rPr>
-          <w:rFonts w:ascii="Consolas" w:eastAsia="Consolas" w:hAnsi="Consolas" w:cs="Consolas"/>
-          <w:sz w:val="16"/>
-          <w:szCs w:val="16"/>
-        </w:rPr>
-        <w:t xml:space="preserve">], </w:t>
-      </w:r>
-      <w:proofErr w:type="spellStart"/>
-      <w:r>
-        <w:rPr>
-          <w:rFonts w:ascii="Consolas" w:eastAsia="Consolas" w:hAnsi="Consolas" w:cs="Consolas"/>
-          <w:sz w:val="16"/>
-          <w:szCs w:val="16"/>
-        </w:rPr>
-        <w:t>DimItem</w:t>
-      </w:r>
-      <w:proofErr w:type="spellEnd"/>
-      <w:r>
-        <w:rPr>
-          <w:rFonts w:ascii="Consolas" w:eastAsia="Consolas" w:hAnsi="Consolas" w:cs="Consolas"/>
-          <w:sz w:val="16"/>
-          <w:szCs w:val="16"/>
-        </w:rPr>
-        <w:t>[ItemType] ),</w:t>
+        <w:t xml:space="preserve">        CROSSJOIN (</w:t>
       </w:r>
     </w:p>
     <w:p>
@@ -7980,7 +7967,7 @@
           <w:sz w:val="16"/>
           <w:szCs w:val="16"/>
         </w:rPr>
-        <w:t xml:space="preserve">        "2019 baseline", [On-Premise Share 2019 Baseline]</w:t>
+        <w:t xml:space="preserve">            CALCULATETABLE ( VALUES ( DimDate[Year] ), FactItemMovement ),</w:t>
       </w:r>
     </w:p>
     <w:p>
@@ -7997,7 +7984,7 @@
           <w:sz w:val="16"/>
           <w:szCs w:val="16"/>
         </w:rPr>
-        <w:t xml:space="preserve">    ),</w:t>
+        <w:t xml:space="preserve">            SUMMARIZE ( DimItem, DimItem[BeverageClass], DimItem[ItemType] )</w:t>
       </w:r>
     </w:p>
     <w:p>
@@ -8014,7 +8001,7 @@
           <w:sz w:val="16"/>
           <w:szCs w:val="16"/>
         </w:rPr>
-        <w:t xml:space="preserve">    ISBLANK ( [2019 baseline] )</w:t>
+        <w:t xml:space="preserve">        ),</w:t>
       </w:r>
     </w:p>
     <w:p>
@@ -8031,7 +8018,75 @@
           <w:sz w:val="16"/>
           <w:szCs w:val="16"/>
         </w:rPr>
-        <w:t>)</w:t>
+        <w:t xml:space="preserve">        "2019 baseline", [On-Premise Share 2019 Baseline]</w:t>
+      </w:r>
+    </w:p>
+    <w:p>
+      <w:pPr>
+        <w:pBdr>
+          <w:left w:val="single" w:sz="12" w:space="6" w:color="A6A6A6"/>
+        </w:pBdr>
+        <w:shd w:val="clear" w:color="auto" w:fill="F2F2F2"/>
+        <w:ind w:left="180"/>
+      </w:pPr>
+      <w:r>
+        <w:rPr>
+          <w:rFonts w:ascii="Consolas" w:eastAsia="Consolas" w:hAnsi="Consolas" w:cs="Consolas"/>
+          <w:sz w:val="16"/>
+          <w:szCs w:val="16"/>
+        </w:rPr>
+        <w:t xml:space="preserve">    ),</w:t>
+      </w:r>
+    </w:p>
+    <w:p>
+      <w:pPr>
+        <w:pBdr>
+          <w:left w:val="single" w:sz="12" w:space="6" w:color="A6A6A6"/>
+        </w:pBdr>
+        <w:shd w:val="clear" w:color="auto" w:fill="F2F2F2"/>
+        <w:ind w:left="180"/>
+      </w:pPr>
+      <w:r>
+        <w:rPr>
+          <w:rFonts w:ascii="Consolas" w:eastAsia="Consolas" w:hAnsi="Consolas" w:cs="Consolas"/>
+          <w:sz w:val="16"/>
+          <w:szCs w:val="16"/>
+        </w:rPr>
+        <w:t xml:space="preserve">    ISBLANK ( [2019 baseline] )</w:t>
+      </w:r>
+    </w:p>
+    <w:p>
+      <w:pPr>
+        <w:pBdr>
+          <w:left w:val="single" w:sz="12" w:space="6" w:color="A6A6A6"/>
+        </w:pBdr>
+        <w:shd w:val="clear" w:color="auto" w:fill="F2F2F2"/>
+        <w:ind w:left="180"/>
+      </w:pPr>
+      <w:r>
+        <w:rPr>
+          <w:rFonts w:ascii="Consolas" w:eastAsia="Consolas" w:hAnsi="Consolas" w:cs="Consolas"/>
+          <w:sz w:val="16"/>
+          <w:szCs w:val="16"/>
+        </w:rPr>
+        <w:t xml:space="preserve">)</w:t>
+      </w:r>
+    </w:p>
+    <w:p>
+      <w:pPr>
+        <w:pBdr>
+          <w:left w:val="single" w:sz="12" w:space="6" w:color="A6A6A6"/>
+        </w:pBdr>
+        <w:shd w:val="clear" w:color="auto" w:fill="F2F2F2"/>
+        <w:ind w:left="180"/>
+      </w:pPr>
+      <w:r>
+        <w:rPr>
+          <w:rFonts w:ascii="Consolas" w:eastAsia="Consolas" w:hAnsi="Consolas" w:cs="Consolas"/>
+          <w:sz w:val="16"/>
+          <w:szCs w:val="16"/>
+        </w:rPr>
+        <w:t xml:space="preserve">-- Pass: no rows returned. Any row is a class, type and year that will blank the card.</w:t>
       </w:r>
     </w:p>
     <w:p>
@@ -8049,7 +8104,7 @@
           <w:sz w:val="16"/>
           <w:szCs w:val="16"/>
         </w:rPr>
-        <w:t>-- Pass: no rows returned. Any row is a combination that will blank the card.</w:t>
+        <w:t xml:space="preserve">-- Year stands in for the synced date slicer. V09 Part 3 repeats this for Item Type Share vs 2019 (pp).</w:t>
       </w:r>
     </w:p>
     <w:p>
@@ -8597,7 +8652,7 @@
         <w:t xml:space="preserve">08 Assortment — check 13. </w:t>
       </w:r>
       <w:r>
-        <w:t>Tests directly the property check 13 protects: that no item is missing a cohort year.</w:t>
+        <w:t>Tests the criterion as written: Cohort Size by cohort year, summed, against the DimItem row count.</w:t>
       </w:r>
     </w:p>
     <w:p>
@@ -8615,7 +8670,7 @@
           <w:sz w:val="16"/>
           <w:szCs w:val="16"/>
         </w:rPr>
-        <w:t>EVALUATE</w:t>
+        <w:t xml:space="preserve">EVALUATE</w:t>
       </w:r>
     </w:p>
     <w:p>
@@ -8632,7 +8687,7 @@
           <w:sz w:val="16"/>
           <w:szCs w:val="16"/>
         </w:rPr>
-        <w:t>ROW (</w:t>
+        <w:t xml:space="preserve">ADDCOLUMNS (</w:t>
       </w:r>
     </w:p>
     <w:p>
@@ -8649,7 +8704,7 @@
           <w:sz w:val="16"/>
           <w:szCs w:val="16"/>
         </w:rPr>
-        <w:t xml:space="preserve">    "Items with a cohort year",</w:t>
+        <w:t xml:space="preserve">    VALUES ( DimItem[CohortYear] ),</w:t>
       </w:r>
     </w:p>
     <w:p>
@@ -8666,61 +8721,7 @@
           <w:sz w:val="16"/>
           <w:szCs w:val="16"/>
         </w:rPr>
-        <w:t xml:space="preserve">        CALCULATE ( COUNTROWS ( </w:t>
-      </w:r>
-      <w:proofErr w:type="spellStart"/>
-      <w:r>
-        <w:rPr>
-          <w:rFonts w:ascii="Consolas" w:eastAsia="Consolas" w:hAnsi="Consolas" w:cs="Consolas"/>
-          <w:sz w:val="16"/>
-          <w:szCs w:val="16"/>
-        </w:rPr>
-        <w:t>DimItem</w:t>
-      </w:r>
-      <w:proofErr w:type="spellEnd"/>
-      <w:r>
-        <w:rPr>
-          <w:rFonts w:ascii="Consolas" w:eastAsia="Consolas" w:hAnsi="Consolas" w:cs="Consolas"/>
-          <w:sz w:val="16"/>
-          <w:szCs w:val="16"/>
-        </w:rPr>
-        <w:t xml:space="preserve"> ), NOT ISBLANK ( </w:t>
-      </w:r>
-      <w:proofErr w:type="spellStart"/>
-      <w:r>
-        <w:rPr>
-          <w:rFonts w:ascii="Consolas" w:eastAsia="Consolas" w:hAnsi="Consolas" w:cs="Consolas"/>
-          <w:sz w:val="16"/>
-          <w:szCs w:val="16"/>
-        </w:rPr>
-        <w:t>DimItem</w:t>
-      </w:r>
-      <w:proofErr w:type="spellEnd"/>
-      <w:r>
-        <w:rPr>
-          <w:rFonts w:ascii="Consolas" w:eastAsia="Consolas" w:hAnsi="Consolas" w:cs="Consolas"/>
-          <w:sz w:val="16"/>
-          <w:szCs w:val="16"/>
-        </w:rPr>
-        <w:t>[</w:t>
-      </w:r>
-      <w:proofErr w:type="spellStart"/>
-      <w:r>
-        <w:rPr>
-          <w:rFonts w:ascii="Consolas" w:eastAsia="Consolas" w:hAnsi="Consolas" w:cs="Consolas"/>
-          <w:sz w:val="16"/>
-          <w:szCs w:val="16"/>
-        </w:rPr>
-        <w:t>CohortYear</w:t>
-      </w:r>
-      <w:proofErr w:type="spellEnd"/>
-      <w:r>
-        <w:rPr>
-          <w:rFonts w:ascii="Consolas" w:eastAsia="Consolas" w:hAnsi="Consolas" w:cs="Consolas"/>
-          <w:sz w:val="16"/>
-          <w:szCs w:val="16"/>
-        </w:rPr>
-        <w:t>] ) ),</w:t>
+        <w:t xml:space="preserve">    "Cohort Size (measure)", [Cohort Size],</w:t>
       </w:r>
     </w:p>
     <w:p>
@@ -8737,7 +8738,7 @@
           <w:sz w:val="16"/>
           <w:szCs w:val="16"/>
         </w:rPr>
-        <w:t xml:space="preserve">    "All items",</w:t>
+        <w:t xml:space="preserve">    "Items in this year",    CALCULATE ( COUNTROWS ( DimItem ) )</w:t>
       </w:r>
     </w:p>
     <w:p>
@@ -8754,25 +8755,7 @@
           <w:sz w:val="16"/>
           <w:szCs w:val="16"/>
         </w:rPr>
-        <w:t xml:space="preserve">        COUNTROWS ( </w:t>
-      </w:r>
-      <w:proofErr w:type="spellStart"/>
-      <w:r>
-        <w:rPr>
-          <w:rFonts w:ascii="Consolas" w:eastAsia="Consolas" w:hAnsi="Consolas" w:cs="Consolas"/>
-          <w:sz w:val="16"/>
-          <w:szCs w:val="16"/>
-        </w:rPr>
-        <w:t>DimItem</w:t>
-      </w:r>
-      <w:proofErr w:type="spellEnd"/>
-      <w:r>
-        <w:rPr>
-          <w:rFonts w:ascii="Consolas" w:eastAsia="Consolas" w:hAnsi="Consolas" w:cs="Consolas"/>
-          <w:sz w:val="16"/>
-          <w:szCs w:val="16"/>
-        </w:rPr>
-        <w:t xml:space="preserve"> )</w:t>
+        <w:t xml:space="preserve">)</w:t>
       </w:r>
     </w:p>
     <w:p>
@@ -8789,7 +8772,24 @@
           <w:sz w:val="16"/>
           <w:szCs w:val="16"/>
         </w:rPr>
-        <w:t>)</w:t>
+        <w:t xml:space="preserve">ORDER BY DimItem[CohortYear]</w:t>
+      </w:r>
+    </w:p>
+    <w:p>
+      <w:pPr>
+        <w:pBdr>
+          <w:left w:val="single" w:sz="12" w:space="6" w:color="A6A6A6"/>
+        </w:pBdr>
+        <w:shd w:val="clear" w:color="auto" w:fill="F2F2F2"/>
+        <w:ind w:left="180"/>
+      </w:pPr>
+      <w:r>
+        <w:rPr>
+          <w:rFonts w:ascii="Consolas" w:eastAsia="Consolas" w:hAnsi="Consolas" w:cs="Consolas"/>
+          <w:sz w:val="16"/>
+          <w:szCs w:val="16"/>
+        </w:rPr>
+        <w:t xml:space="preserve">-- Pass: the two columns agree on every row, no row has a blank year,</w:t>
       </w:r>
     </w:p>
     <w:p>
@@ -8807,7 +8807,7 @@
           <w:sz w:val="16"/>
           <w:szCs w:val="16"/>
         </w:rPr>
-        <w:t>-- Pass: the two values are equal.</w:t>
+        <w:t xml:space="preserve">-- and Cohort Size summed across the years equals COUNTROWS ( DimItem ).</w:t>
       </w:r>
     </w:p>
     <w:p>
@@ -9953,7 +9953,7 @@
                 <w:sz w:val="19"/>
                 <w:szCs w:val="19"/>
               </w:rPr>
-              <w:t>1.6 dual axis</w:t>
+              <w:t xml:space="preserve">Dual axis 1.6; multi-measure 1.5, 1.7; narrative 1.8</w:t>
             </w:r>
           </w:p>
         </w:tc>
@@ -9973,7 +9973,7 @@
                 <w:sz w:val="19"/>
                 <w:szCs w:val="19"/>
               </w:rPr>
-              <w:t>7</w:t>
+              <w:t xml:space="preserve">7, 8</w:t>
             </w:r>
           </w:p>
         </w:tc>
@@ -10095,7 +10095,7 @@
                 <w:sz w:val="19"/>
                 <w:szCs w:val="19"/>
               </w:rPr>
-              <w:t>Case measures 3.1, 3.5, 3.7, 3.9; the one permitted pairing 3.5; 2019 baselines 3.2, 3.10; Return Rows 3.8; national series 3.5, 3.12</w:t>
+              <w:t xml:space="preserve">Case measures 3.1–3.4, 3.6, 3.7, 3.9–3.11; the one permitted pairing 3.5, and its difference form 3.3, 3.6; multi-measure 3.5, 3.9, 3.12; 2019 baselines 3.2, 3.10; Return Rows 3.8; national series 3.5, 3.12</w:t>
             </w:r>
           </w:p>
         </w:tc>
@@ -10115,7 +10115,7 @@
                 <w:sz w:val="19"/>
                 <w:szCs w:val="19"/>
               </w:rPr>
-              <w:t>8, 9, 10, 11</w:t>
+              <w:t xml:space="preserve">7, 8, 9, 10, 11</w:t>
             </w:r>
           </w:p>
         </w:tc>
@@ -10166,7 +10166,7 @@
                 <w:sz w:val="19"/>
                 <w:szCs w:val="19"/>
               </w:rPr>
-              <w:t>Dual axis 4.5; case measures 4.5, 4.7, 4.6a–d; slope and correlation 4.2, 4.3, with Observation Count 4.4</w:t>
+              <w:t xml:space="preserve">Dual axis 4.5; multi-measure 4.7, 4.8; case measures 4.5, 4.7, 4.6a–d, 4.9 text; slope and correlation 4.2, 4.3, with Observation Count 4.4</w:t>
             </w:r>
           </w:p>
         </w:tc>
@@ -10186,7 +10186,7 @@
                 <w:sz w:val="19"/>
                 <w:szCs w:val="19"/>
               </w:rPr>
-              <w:t>7, 8, 15</w:t>
+              <w:t xml:space="preserve">7, 8, 15</w:t>
             </w:r>
           </w:p>
         </w:tc>
@@ -10237,7 +10237,7 @@
                 <w:sz w:val="19"/>
                 <w:szCs w:val="19"/>
               </w:rPr>
-              <w:t>Dual axis 5.7; case measures 5.2, 5.8; 2019 baselines 5.3, 5.4, 5.6, 5.8</w:t>
+              <w:t xml:space="preserve">Dual axis 5.7; case measures 5.2–5.8; 2019 baselines 5.3, 5.6, 5.8 (Item Type Share vs 2019)</w:t>
             </w:r>
           </w:p>
         </w:tc>
@@ -10257,7 +10257,7 @@
                 <w:sz w:val="19"/>
                 <w:szCs w:val="19"/>
               </w:rPr>
-              <w:t>7, 8, 9</w:t>
+              <w:t xml:space="preserve">7, 8, 9</w:t>
             </w:r>
           </w:p>
         </w:tc>
@@ -10308,7 +10308,7 @@
                 <w:sz w:val="19"/>
                 <w:szCs w:val="19"/>
               </w:rPr>
-              <w:t>Slope visuals 6.8, 6.9</w:t>
+              <w:t xml:space="preserve">Multi-measure 6.6; slope visuals 6.8, 6.9</w:t>
             </w:r>
           </w:p>
         </w:tc>
@@ -10328,7 +10328,7 @@
                 <w:sz w:val="19"/>
                 <w:szCs w:val="19"/>
               </w:rPr>
-              <w:t>15</w:t>
+              <w:t xml:space="preserve">7, 15</w:t>
             </w:r>
           </w:p>
         </w:tc>
@@ -10379,7 +10379,7 @@
                 <w:sz w:val="19"/>
                 <w:szCs w:val="19"/>
               </w:rPr>
-              <w:t>Dual axis 7.5, 7.7; case measures and Pareto 7.5</w:t>
+              <w:t xml:space="preserve">Dual axis 7.5, 7.7; case and item-count measures 7.1–7.8; Pareto 7.5</w:t>
             </w:r>
           </w:p>
         </w:tc>
@@ -10399,7 +10399,7 @@
                 <w:sz w:val="19"/>
                 <w:szCs w:val="19"/>
               </w:rPr>
-              <w:t>7, 8, 14</w:t>
+              <w:t xml:space="preserve">7, 8, 14</w:t>
             </w:r>
           </w:p>
         </w:tc>
@@ -10450,7 +10450,7 @@
                 <w:sz w:val="19"/>
                 <w:szCs w:val="19"/>
               </w:rPr>
-              <w:t>Survival visuals 8.3, 8.4, 8.6 to 8.8</w:t>
+              <w:t xml:space="preserve">Every visual 8.2–8.8 (2017 flag); multi-measure 8.6; item counts and survival rates</w:t>
             </w:r>
           </w:p>
         </w:tc>
@@ -10470,7 +10470,7 @@
                 <w:sz w:val="19"/>
                 <w:szCs w:val="19"/>
               </w:rPr>
-              <w:t>16</w:t>
+              <w:t xml:space="preserve">7, 8, 16</w:t>
             </w:r>
           </w:p>
         </w:tc>
@@ -10521,7 +10521,7 @@
                 <w:sz w:val="19"/>
                 <w:szCs w:val="19"/>
               </w:rPr>
-              <w:t>Dual axis 9.6; case measures 9.7, 9.8</w:t>
+              <w:t xml:space="preserve">Dual axis 9.6; case measures 9.1–9.8</w:t>
             </w:r>
           </w:p>
         </w:tc>
@@ -10541,7 +10541,7 @@
                 <w:sz w:val="19"/>
                 <w:szCs w:val="19"/>
               </w:rPr>
-              <w:t>7, 8</w:t>
+              <w:t xml:space="preserve">7, 8</w:t>
             </w:r>
           </w:p>
         </w:tc>
@@ -10592,7 +10592,7 @@
                 <w:sz w:val="19"/>
                 <w:szCs w:val="19"/>
               </w:rPr>
-              <w:t>Case measure 10.5</w:t>
+              <w:t xml:space="preserve">Multi-measure 10.5; case measures 10.1–10.8</w:t>
             </w:r>
           </w:p>
         </w:tc>
@@ -10612,7 +10612,78 @@
                 <w:sz w:val="19"/>
                 <w:szCs w:val="19"/>
               </w:rPr>
-              <w:t>8</w:t>
+              <w:t xml:space="preserve">7, 8</w:t>
+            </w:r>
+          </w:p>
+        </w:tc>
+      </w:tr>
+      <w:tr>
+        <w:tblPrEx>
+          <w:tblCellMar>
+            <w:top w:w="0" w:type="dxa"/>
+            <w:bottom w:w="0" w:type="dxa"/>
+          </w:tblCellMar>
+        </w:tblPrEx>
+        <w:trPr>
+          <w:cantSplit/>
+        </w:trPr>
+        <w:tc>
+          <w:tcPr>
+            <w:tcW w:w="1030" w:type="dxa"/>
+            <w:tcMar>
+              <w:top w:w="60" w:type="dxa"/>
+              <w:left w:w="100" w:type="dxa"/>
+              <w:bottom w:w="60" w:type="dxa"/>
+              <w:right w:w="100" w:type="dxa"/>
+            </w:tcMar>
+          </w:tcPr>
+          <w:p>
+            <w:r>
+              <w:rPr>
+                <w:sz w:val="19"/>
+                <w:szCs w:val="19"/>
+              </w:rPr>
+              <w:t xml:space="preserve">Item Detail, Tooltip</w:t>
+            </w:r>
+          </w:p>
+        </w:tc>
+        <w:tc>
+          <w:tcPr>
+            <w:tcW w:w="5522" w:type="dxa"/>
+            <w:tcMar>
+              <w:top w:w="60" w:type="dxa"/>
+              <w:left w:w="100" w:type="dxa"/>
+              <w:bottom w:w="60" w:type="dxa"/>
+              <w:right w:w="100" w:type="dxa"/>
+            </w:tcMar>
+          </w:tcPr>
+          <w:p>
+            <w:r>
+              <w:rPr>
+                <w:sz w:val="19"/>
+                <w:szCs w:val="19"/>
+              </w:rPr>
+              <w:t xml:space="preserve">Drillthrough page and tooltip page (document 15 §8.3, §8.4) — cases only, and the tooltip page used on no dollar visual</w:t>
+            </w:r>
+          </w:p>
+        </w:tc>
+        <w:tc>
+          <w:tcPr>
+            <w:tcW w:w="2808" w:type="dxa"/>
+            <w:tcMar>
+              <w:top w:w="60" w:type="dxa"/>
+              <w:left w:w="100" w:type="dxa"/>
+              <w:bottom w:w="60" w:type="dxa"/>
+              <w:right w:w="100" w:type="dxa"/>
+            </w:tcMar>
+          </w:tcPr>
+          <w:p>
+            <w:r>
+              <w:rPr>
+                <w:sz w:val="19"/>
+                <w:szCs w:val="19"/>
+              </w:rPr>
+              <w:t xml:space="preserve">8</w:t>
             </w:r>
           </w:p>
         </w:tc>
@@ -10630,7 +10701,7 @@
           <w:sz w:val="19"/>
           <w:szCs w:val="19"/>
         </w:rPr>
-        <w:t>Table 3.7 — Gate G7, one row per report page. Derived from the document 15 specification tables.</w:t>
+        <w:t>Table 3.7 — Gate G7, one row per report page, plus the drillthrough and tooltip pages. Derived from the document 15 specification tables and the V07 and V08 visual lists.</w:t>
       </w:r>
     </w:p>
     <w:p>
@@ -10638,7 +10709,15 @@
         <w:spacing w:after="120" w:line="276" w:lineRule="auto"/>
       </w:pPr>
       <w:r>
-        <w:t>Checks 9, 10, 11 and 14 were first run in the model at G4. On the page they are re-confirmed as the reader sees them: the baseline card holds a value under each slicer combination, the narrative on R1 Page 3 matches what check 10 found, the Return Rows card carries its explanation, and the Pareto line reaches the right-hand edge.</w:t>
+        <w:t>Checks 9, 10, 11 and 14 were first run in the model at G4. On the page they are re-confirmed as the reader sees them: the baseline visuals on R1 Page 3 and R2 Page 2 hold a value under each slicer and date selection, the narrative on R1 Page 3 matches what check 10 found, the Return Rows card carries its explanation, and the Pareto line reaches the right-hand edge.</w:t>
+      </w:r>
+    </w:p>
+    <w:p>
+      <w:pPr>
+        <w:spacing w:after="120" w:line="276" w:lineRule="auto"/>
+      </w:pPr>
+      <w:r>
+        <w:t xml:space="preserve">Before the Report pass, also finish document 15 §8 and §9 for the report: sync slicers, the Reset bookmark, the drillthrough and tooltip pages, and the accessibility pass on every page. They are not suite checks, so they are ticked in document 26 only (G7.16 and G7.17).</w:t>
       </w:r>
     </w:p>
     <w:p>
@@ -10682,7 +10761,7 @@
         <w:spacing w:after="60" w:line="276" w:lineRule="auto"/>
       </w:pPr>
       <w:r>
-        <w:t>In document 22, Run 1: record checks 7, 8, 15 and 16 for this report’s pages, and 17 for this report. The Observed value column names the pages and reports covered so far.</w:t>
+        <w:t>In document 22, Run 1: record checks 7, 8 and 17 for this report, 15 for R2 and 16 for R3. Add the report to the Reports covered column; a check’s Result stays Not run until every report it applies to is covered, and the Observed value names the pages checked so far.</w:t>
       </w:r>
     </w:p>
     <w:p>
@@ -10695,7 +10774,7 @@
         <w:spacing w:after="60" w:line="276" w:lineRule="auto"/>
       </w:pPr>
       <w:r>
-        <w:t>For R1, update checks 9 and 11 with what R1 Page 3 shows.</w:t>
+        <w:t>Update the model-pass rows with what the pages show: for R1, checks 9, 10 and 11 from Page 3; for R2, check 9 from Page 2; for R3, check 14 from Page 1.</w:t>
       </w:r>
     </w:p>
     <w:p>
@@ -10721,7 +10800,7 @@
         <w:spacing w:after="60" w:line="276" w:lineRule="auto"/>
       </w:pPr>
       <w:r>
-        <w:t>After the third report, all seventeen rows carry a result and the Run Summary Outcome reads PASS. Run 1 is closed.</w:t>
+        <w:t>After the third report, all seventeen rows carry a result and the Run Summary Outcome reads PASS, or PASSED WITH FAILURES if an Advisory check failed and was logged. Run 1 is closed.</w:t>
       </w:r>
     </w:p>
     <w:p>
@@ -11089,7 +11168,7 @@
                 <w:sz w:val="19"/>
                 <w:szCs w:val="19"/>
               </w:rPr>
-              <w:t>A measure is edited</w:t>
+              <w:t xml:space="preserve">A sql/04, 05 or 06 script is edited</w:t>
             </w:r>
           </w:p>
         </w:tc>
@@ -11109,7 +11188,7 @@
                 <w:sz w:val="19"/>
                 <w:szCs w:val="19"/>
               </w:rPr>
-              <w:t>That folder’s closing check; every folder whose Depends on column names the measure (document 02 §8); any suite check that names it. Then republish</w:t>
+              <w:t xml:space="preserve">sql/04 to 06 in order; checks 1, 12 and 13; then the rest of the twelve data checks</w:t>
             </w:r>
           </w:p>
         </w:tc>
@@ -11129,7 +11208,7 @@
                 <w:sz w:val="19"/>
                 <w:szCs w:val="19"/>
               </w:rPr>
-              <w:t>A measure with a broken dependency returns blank, not an error — downstream folders fail quietly</w:t>
+              <w:t xml:space="preserve">The fact and lifecycle columns are rebuilt from the edited scripts; a changed join or trim drops rows silently</w:t>
             </w:r>
           </w:p>
         </w:tc>
@@ -11149,7 +11228,7 @@
                 <w:sz w:val="19"/>
                 <w:szCs w:val="19"/>
               </w:rPr>
-              <w:t>Post measure change</w:t>
+              <w:t xml:space="preserve">Ad hoc — name the script in Notes</w:t>
             </w:r>
           </w:p>
         </w:tc>
@@ -11180,7 +11259,7 @@
                 <w:sz w:val="19"/>
                 <w:szCs w:val="19"/>
               </w:rPr>
-              <w:t>A relationship or model setting changes</w:t>
+              <w:t>A measure is edited</w:t>
             </w:r>
           </w:p>
         </w:tc>
@@ -11200,7 +11279,7 @@
                 <w:sz w:val="19"/>
                 <w:szCs w:val="19"/>
               </w:rPr>
-              <w:t>Compare against Figure 7.1; check 6; all ten folder closing checks; then the model pass</w:t>
+              <w:t>That folder’s closing check; every folder whose Depends on column names the measure (document 02 §8); any suite check that names it. Then republish</w:t>
             </w:r>
           </w:p>
         </w:tc>
@@ -11220,7 +11299,7 @@
                 <w:sz w:val="19"/>
                 <w:szCs w:val="19"/>
               </w:rPr>
-              <w:t>A relationship defect produces plausible wrong numbers in every measure that crosses it</w:t>
+              <w:t>A measure with a broken dependency returns blank, not an error — downstream folders fail quietly</w:t>
             </w:r>
           </w:p>
         </w:tc>
@@ -11240,7 +11319,7 @@
                 <w:sz w:val="19"/>
                 <w:szCs w:val="19"/>
               </w:rPr>
-              <w:t>Ad hoc — name the change in Notes</w:t>
+              <w:t>Post measure change</w:t>
             </w:r>
           </w:p>
         </w:tc>
@@ -11271,7 +11350,7 @@
                 <w:sz w:val="19"/>
                 <w:szCs w:val="19"/>
               </w:rPr>
-              <w:t>RefMappings.xlsx is edited</w:t>
+              <w:t>A relationship or model setting changes</w:t>
             </w:r>
           </w:p>
         </w:tc>
@@ -11291,23 +11370,7 @@
                 <w:sz w:val="19"/>
                 <w:szCs w:val="19"/>
               </w:rPr>
-              <w:t xml:space="preserve">Check 5; look for “Unmapped” in the item-type and category slicers; check 3 if </w:t>
-            </w:r>
-            <w:proofErr w:type="spellStart"/>
-            <w:r>
-              <w:rPr>
-                <w:sz w:val="19"/>
-                <w:szCs w:val="19"/>
-              </w:rPr>
-              <w:t>IsAggregate</w:t>
-            </w:r>
-            <w:proofErr w:type="spellEnd"/>
-            <w:r>
-              <w:rPr>
-                <w:sz w:val="19"/>
-                <w:szCs w:val="19"/>
-              </w:rPr>
-              <w:t xml:space="preserve"> changed</w:t>
+              <w:t>Compare against Figure 7.1; check 6; all ten folder closing checks; then the model pass</w:t>
             </w:r>
           </w:p>
         </w:tc>
@@ -11327,7 +11390,7 @@
                 <w:sz w:val="19"/>
                 <w:szCs w:val="19"/>
               </w:rPr>
-              <w:t>A missing mapping appears as a blank slicer entry, not an error</w:t>
+              <w:t>A relationship defect produces plausible wrong numbers in every measure that crosses it</w:t>
             </w:r>
           </w:p>
         </w:tc>
@@ -11347,7 +11410,7 @@
                 <w:sz w:val="19"/>
                 <w:szCs w:val="19"/>
               </w:rPr>
-              <w:t>Ad hoc</w:t>
+              <w:t>Ad hoc — name the change in Notes</w:t>
             </w:r>
           </w:p>
         </w:tc>
@@ -11378,6 +11441,113 @@
                 <w:sz w:val="19"/>
                 <w:szCs w:val="19"/>
               </w:rPr>
+              <w:t>RefMappings.xlsx is edited</w:t>
+            </w:r>
+          </w:p>
+        </w:tc>
+        <w:tc>
+          <w:tcPr>
+            <w:tcW w:w="3182" w:type="dxa"/>
+            <w:tcMar>
+              <w:top w:w="60" w:type="dxa"/>
+              <w:left w:w="100" w:type="dxa"/>
+              <w:bottom w:w="60" w:type="dxa"/>
+              <w:right w:w="100" w:type="dxa"/>
+            </w:tcMar>
+          </w:tcPr>
+          <w:p>
+            <w:r>
+              <w:rPr>
+                <w:sz w:val="19"/>
+                <w:szCs w:val="19"/>
+              </w:rPr>
+              <w:t xml:space="preserve">Check 5; look for “Unmapped” in the item-type and category slicers; check 3 if </w:t>
+            </w:r>
+            <w:proofErr w:type="spellStart"/>
+            <w:r>
+              <w:rPr>
+                <w:sz w:val="19"/>
+                <w:szCs w:val="19"/>
+              </w:rPr>
+              <w:t>IsAggregate</w:t>
+            </w:r>
+            <w:proofErr w:type="spellEnd"/>
+            <w:r>
+              <w:rPr>
+                <w:sz w:val="19"/>
+                <w:szCs w:val="19"/>
+              </w:rPr>
+              <w:t xml:space="preserve"> changed</w:t>
+            </w:r>
+          </w:p>
+        </w:tc>
+        <w:tc>
+          <w:tcPr>
+            <w:tcW w:w="2434" w:type="dxa"/>
+            <w:tcMar>
+              <w:top w:w="60" w:type="dxa"/>
+              <w:left w:w="100" w:type="dxa"/>
+              <w:bottom w:w="60" w:type="dxa"/>
+              <w:right w:w="100" w:type="dxa"/>
+            </w:tcMar>
+          </w:tcPr>
+          <w:p>
+            <w:r>
+              <w:rPr>
+                <w:sz w:val="19"/>
+                <w:szCs w:val="19"/>
+              </w:rPr>
+              <w:t>A missing mapping appears as a blank slicer entry, not an error</w:t>
+            </w:r>
+          </w:p>
+        </w:tc>
+        <w:tc>
+          <w:tcPr>
+            <w:tcW w:w="1685" w:type="dxa"/>
+            <w:tcMar>
+              <w:top w:w="60" w:type="dxa"/>
+              <w:left w:w="100" w:type="dxa"/>
+              <w:bottom w:w="60" w:type="dxa"/>
+              <w:right w:w="100" w:type="dxa"/>
+            </w:tcMar>
+          </w:tcPr>
+          <w:p>
+            <w:r>
+              <w:rPr>
+                <w:sz w:val="19"/>
+                <w:szCs w:val="19"/>
+              </w:rPr>
+              <w:t>Ad hoc</w:t>
+            </w:r>
+          </w:p>
+        </w:tc>
+      </w:tr>
+      <w:tr>
+        <w:tblPrEx>
+          <w:tblCellMar>
+            <w:top w:w="0" w:type="dxa"/>
+            <w:bottom w:w="0" w:type="dxa"/>
+          </w:tblCellMar>
+        </w:tblPrEx>
+        <w:trPr>
+          <w:cantSplit/>
+        </w:trPr>
+        <w:tc>
+          <w:tcPr>
+            <w:tcW w:w="2059" w:type="dxa"/>
+            <w:tcMar>
+              <w:top w:w="60" w:type="dxa"/>
+              <w:left w:w="100" w:type="dxa"/>
+              <w:bottom w:w="60" w:type="dxa"/>
+              <w:right w:w="100" w:type="dxa"/>
+            </w:tcMar>
+          </w:tcPr>
+          <w:p>
+            <w:r>
+              <w:rPr>
+                <w:sz w:val="19"/>
+                <w:szCs w:val="19"/>
+              </w:rPr>
               <w:t>Census changes its category set</w:t>
             </w:r>
           </w:p>
@@ -11439,6 +11609,97 @@
                 <w:szCs w:val="19"/>
               </w:rPr>
               <w:t>Ad hoc</w:t>
+            </w:r>
+          </w:p>
+        </w:tc>
+      </w:tr>
+      <w:tr>
+        <w:tblPrEx>
+          <w:tblCellMar>
+            <w:top w:w="0" w:type="dxa"/>
+            <w:bottom w:w="0" w:type="dxa"/>
+          </w:tblCellMar>
+        </w:tblPrEx>
+        <w:trPr>
+          <w:cantSplit/>
+        </w:trPr>
+        <w:tc>
+          <w:tcPr>
+            <w:tcW w:w="2059" w:type="dxa"/>
+            <w:tcMar>
+              <w:top w:w="60" w:type="dxa"/>
+              <w:left w:w="100" w:type="dxa"/>
+              <w:bottom w:w="60" w:type="dxa"/>
+              <w:right w:w="100" w:type="dxa"/>
+            </w:tcMar>
+          </w:tcPr>
+          <w:p>
+            <w:r>
+              <w:rPr>
+                <w:sz w:val="19"/>
+                <w:szCs w:val="19"/>
+              </w:rPr>
+              <w:t xml:space="preserve">A Power Query source query or parameter is edited (FactSectorSales, FactMacro, pStartPeriod)</w:t>
+            </w:r>
+          </w:p>
+        </w:tc>
+        <w:tc>
+          <w:tcPr>
+            <w:tcW w:w="3182" w:type="dxa"/>
+            <w:tcMar>
+              <w:top w:w="60" w:type="dxa"/>
+              <w:left w:w="100" w:type="dxa"/>
+              <w:bottom w:w="60" w:type="dxa"/>
+              <w:right w:w="100" w:type="dxa"/>
+            </w:tcMar>
+          </w:tcPr>
+          <w:p>
+            <w:r>
+              <w:rPr>
+                <w:sz w:val="19"/>
+                <w:szCs w:val="19"/>
+              </w:rPr>
+              <w:t xml:space="preserve">Checks 2, 4 and 6; then 3 and 5</w:t>
+            </w:r>
+          </w:p>
+        </w:tc>
+        <w:tc>
+          <w:tcPr>
+            <w:tcW w:w="2434" w:type="dxa"/>
+            <w:tcMar>
+              <w:top w:w="60" w:type="dxa"/>
+              <w:left w:w="100" w:type="dxa"/>
+              <w:bottom w:w="60" w:type="dxa"/>
+              <w:right w:w="100" w:type="dxa"/>
+            </w:tcMar>
+          </w:tcPr>
+          <w:p>
+            <w:r>
+              <w:rPr>
+                <w:sz w:val="19"/>
+                <w:szCs w:val="19"/>
+              </w:rPr>
+              <w:t xml:space="preserve">A changed period, series ID or adjustment flag changes the months and values loaded, with no error</w:t>
+            </w:r>
+          </w:p>
+        </w:tc>
+        <w:tc>
+          <w:tcPr>
+            <w:tcW w:w="1685" w:type="dxa"/>
+            <w:tcMar>
+              <w:top w:w="60" w:type="dxa"/>
+              <w:left w:w="100" w:type="dxa"/>
+              <w:bottom w:w="60" w:type="dxa"/>
+              <w:right w:w="100" w:type="dxa"/>
+            </w:tcMar>
+          </w:tcPr>
+          <w:p>
+            <w:r>
+              <w:rPr>
+                <w:sz w:val="19"/>
+                <w:szCs w:val="19"/>
+              </w:rPr>
+              <w:t xml:space="preserve">Ad hoc — name the query in Notes</w:t>
             </w:r>
           </w:p>
         </w:tc>

--- a/docs/25_Validation_Timing_Guide.docx
+++ b/docs/25_Validation_Timing_Guide.docx
@@ -652,7 +652,7 @@
         <w:t xml:space="preserve">Every suite check has a written procedure. </w:t>
       </w:r>
       <w:r>
-        <w:t xml:space="preserve">The folder docs/validation/ holds one step-by-step document per check, V01 to V17, numbered to match the check: check 7 is V07. Each is written for someone who has never run it — every click, the query to paste, how to decide pass or fail, and what to do when it fails — and exists twice, as a .docx to read and an .xlsx with a Pass/Fail drop-down on every step. Open the procedure the first time a gate calls for a check; the result still goes in document 22.</w:t>
+        <w:t xml:space="preserve">The folder docs/validation/ holds one step-by-step document per check, V01 to V17, numbered to match the check: check 7 is V07. Each is written for someone who has never run it — every click, the query to paste, how to decide pass or fail, and what to do when it fails — and exists twice, as a .docx to read and an .xlsx with a Pass/Fail drop-down on every tick table (V07, V08, V15, V16 and V17). Open the procedure the first time a gate calls for a check; the result still goes in document 22.</w:t>
       </w:r>
     </w:p>
     <w:p>
